--- a/Hove_2026_cl.docx
+++ b/Hove_2026_cl.docx
@@ -121,7 +121,6 @@
         <w:tabs>
           <w:tab w:val="left" w:pos="90"/>
         </w:tabs>
-        <w:ind w:right="-270"/>
         <w:rPr>
           <w:rFonts w:asciiTheme="minorHAnsi" w:hAnsiTheme="minorHAnsi" w:cstheme="minorHAnsi"/>
           <w:iCs/>
@@ -588,7 +587,43 @@
           <w:sz w:val="22"/>
           <w:szCs w:val="22"/>
         </w:rPr>
-        <w:t>Tsimane Health and Life History Project (n = 5,866) and the US Center for Disease Control’s NHANES dataset (n = 9,825)</w:t>
+        <w:t xml:space="preserve">Tsimane Health and Life History Project (n = </w:t>
+      </w:r>
+      <w:r>
+        <w:rPr>
+          <w:rFonts w:asciiTheme="minorHAnsi" w:hAnsiTheme="minorHAnsi" w:cstheme="minorHAnsi"/>
+          <w:color w:val="000000"/>
+          <w:sz w:val="22"/>
+          <w:szCs w:val="22"/>
+        </w:rPr>
+        <w:t>5,866</w:t>
+      </w:r>
+      <w:r>
+        <w:rPr>
+          <w:rFonts w:asciiTheme="minorHAnsi" w:hAnsiTheme="minorHAnsi" w:cstheme="minorHAnsi"/>
+          <w:color w:val="000000"/>
+          <w:sz w:val="22"/>
+          <w:szCs w:val="22"/>
+        </w:rPr>
+        <w:t xml:space="preserve">) and the US Center for Disease Control’s NHANES dataset (n = </w:t>
+      </w:r>
+      <w:r>
+        <w:rPr>
+          <w:rFonts w:asciiTheme="minorHAnsi" w:hAnsiTheme="minorHAnsi" w:cstheme="minorHAnsi"/>
+          <w:color w:val="000000"/>
+          <w:sz w:val="22"/>
+          <w:szCs w:val="22"/>
+        </w:rPr>
+        <w:t>9,825</w:t>
+      </w:r>
+      <w:r>
+        <w:rPr>
+          <w:rFonts w:asciiTheme="minorHAnsi" w:hAnsiTheme="minorHAnsi" w:cstheme="minorHAnsi"/>
+          <w:color w:val="000000"/>
+          <w:sz w:val="22"/>
+          <w:szCs w:val="22"/>
+        </w:rPr>
+        <w:t>)</w:t>
       </w:r>
       <w:r>
         <w:rPr>
@@ -1145,6 +1180,16 @@
           <w:u w:val="single"/>
         </w:rPr>
         <w:t>Suggested List of Referees</w:t>
+      </w:r>
+      <w:r>
+        <w:rPr>
+          <w:rFonts w:asciiTheme="minorHAnsi" w:hAnsiTheme="minorHAnsi" w:cstheme="minorHAnsi"/>
+          <w:color w:val="000000"/>
+          <w:sz w:val="22"/>
+          <w:szCs w:val="22"/>
+          <w:u w:val="single"/>
+        </w:rPr>
+        <w:t>:</w:t>
       </w:r>
     </w:p>
     <w:p>
